--- a/word_reports/위치_738_Various Artists_세계애창곡레코드 Vol. 2.docx
+++ b/word_reports/위치_738_Various Artists_세계애창곡레코드 Vol. 2.docx
@@ -4,7 +4,7 @@
   <w:body>
     <w:p>
       <w:pPr>
-        <w:spacing w:after="280"/>
+        <w:spacing w:after="80"/>
       </w:pPr>
       <w:r>
         <w:rPr w:rFonts="맑은 고딕">
@@ -13,94 +13,47 @@
           <w:color w:val="1E3A8A"/>
           <w:sz w:val="30"/>
         </w:rPr>
-        <w:t>[738] Various Artists - 세계애창곡레코드 Vol. 2</w:t>
+        <w:t>Various Artists - 세계애창곡레코드 Vol. 1</w:t>
       </w:r>
     </w:p>
     <w:p>
       <w:pPr>
-        <w:spacing w:after="320"/>
+        <w:spacing w:after="240"/>
       </w:pPr>
       <w:r>
         <w:rPr w:rFonts="맑은 고딕">
           <w:rFonts w:ascii="맑은 고딕" w:hAnsi="맑은 고딕" w:eastAsia="맑은 고딕"/>
           <w:b/>
-          <w:sz w:val="20"/>
+          <w:color w:val="4B5563"/>
+          <w:sz w:val="22"/>
         </w:rPr>
-        <w:t>■ 위치 : 738</w:t>
-        <w:br/>
-      </w:r>
-      <w:r>
-        <w:rPr w:rFonts="맑은 고딕">
-          <w:rFonts w:ascii="맑은 고딕" w:hAnsi="맑은 고딕" w:eastAsia="맑은 고딕"/>
-          <w:b/>
-          <w:sz w:val="20"/>
-        </w:rPr>
-        <w:t>■ 아티스트 : Various Artists</w:t>
-        <w:br/>
-      </w:r>
-      <w:r>
-        <w:rPr w:rFonts="맑은 고딕">
-          <w:rFonts w:ascii="맑은 고딕" w:hAnsi="맑은 고딕" w:eastAsia="맑은 고딕"/>
-          <w:b/>
-          <w:sz w:val="20"/>
-        </w:rPr>
-        <w:t>■ 앨범명 : 세계애창곡레코드 Vol. 2</w:t>
-        <w:br/>
-      </w:r>
-      <w:r>
-        <w:rPr w:rFonts="맑은 고딕">
-          <w:rFonts w:ascii="맑은 고딕" w:hAnsi="맑은 고딕" w:eastAsia="맑은 고딕"/>
-          <w:b w:val="0"/>
-          <w:sz w:val="20"/>
-        </w:rPr>
-        <w:t>■ 음반 레이블 : 성음제작소 (Seong Eum Records)</w:t>
-        <w:br/>
-      </w:r>
-      <w:r>
-        <w:rPr w:rFonts="맑은 고딕">
-          <w:rFonts w:ascii="맑은 고딕" w:hAnsi="맑은 고딕" w:eastAsia="맑은 고딕"/>
-          <w:b w:val="0"/>
-          <w:sz w:val="20"/>
-        </w:rPr>
-        <w:t>■ 발매년도 : 1978</w:t>
-        <w:br/>
-      </w:r>
-      <w:r>
-        <w:rPr w:rFonts="맑은 고딕">
-          <w:rFonts w:ascii="맑은 고딕" w:hAnsi="맑은 고딕" w:eastAsia="맑은 고딕"/>
-          <w:b w:val="0"/>
-          <w:sz w:val="20"/>
-        </w:rPr>
-        <w:t>■ 장르 : 클래식 / 세계 가곡 및 민요 (Classical / World Songs &amp; Folk Melodies)</w:t>
-        <w:br/>
-      </w:r>
-      <w:r>
-        <w:rPr w:rFonts="맑은 고딕">
-          <w:rFonts w:ascii="맑은 고딕" w:hAnsi="맑은 고딕" w:eastAsia="맑은 고딕"/>
-          <w:b w:val="0"/>
-          <w:sz w:val="20"/>
-        </w:rPr>
-        <w:t>■ 주요 수록곡 : 1. 오 나의 태양 (O Sole Mio)</w:t>
-        <w:br/>
+        <w:t>위치 :  738</w:t>
       </w:r>
     </w:p>
     <w:p>
       <w:pPr>
-        <w:spacing w:after="160"/>
+        <w:spacing w:line="324" w:lineRule="auto" w:before="80" w:after="160"/>
       </w:pPr>
       <w:r>
         <w:rPr w:rFonts="맑은 고딕">
           <w:rFonts w:ascii="맑은 고딕" w:hAnsi="맑은 고딕" w:eastAsia="맑은 고딕"/>
           <w:b/>
           <w:color w:val="1F2937"/>
-          <w:sz w:val="24"/>
+          <w:sz w:val="22"/>
         </w:rPr>
-        <w:t>■ 음반 해설 및 감상 가이드</w:t>
+        <w:t xml:space="preserve">[음반 소개] </w:t>
+      </w:r>
+      <w:r>
+        <w:rPr w:rFonts="맑은 고딕">
+          <w:rFonts w:ascii="맑은 고딕" w:hAnsi="맑은 고딕" w:eastAsia="맑은 고딕"/>
+          <w:b w:val="0"/>
+          <w:sz w:val="21"/>
+        </w:rPr>
       </w:r>
     </w:p>
     <w:p>
       <w:pPr>
-        <w:spacing w:line="312" w:lineRule="auto" w:after="120"/>
+        <w:spacing w:line="324" w:lineRule="auto" w:after="120"/>
       </w:pPr>
       <w:r>
         <w:rPr w:rFonts="맑은 고딕">
@@ -108,51 +61,516 @@
           <w:b w:val="0"/>
           <w:sz w:val="21"/>
         </w:rPr>
-        <w:t>1970년대 후반 국내 음악 감상가들에게 서구의 고전적 서정과 예술 가곡의 아름다움을 널리 알린 《세계애창곡레코드 Vol. 2》는 한국 음반사(史)에서 매우 명예로운 위치를 차지하는 기획 옴니버스 음반입니다. 당시 성음제작소를 비롯한 주요 레이블을 통해 소개된 이 시리즈는 클래식의 대중화에 크게 기여했으며, 세계 각국의 불후의 명곡들을 정선하여 한국 리스너들의 음악적 지평을 넓혀주었습니다. 본 앨범은 그 두 번째 연작으로서, 세월이 흘러도 변치 않는 불멸의 가곡과 유럽 민요의 진수를 고스란히 담아내고 있습니다.</w:t>
+        <w:t>국경과 시대를 초월하여 인류의 가슴속에 깊이 각인된 불멸의 멜로디들을 한자리에 모은 《세계애창곡레코드 Vol. 1》은 아날로그 전성기 시절 음악 애호가들의 교양과 감성을 풍요롭게 채워주었던 소중한 기록물입니다. 이탈리아의 찬란한 칸초네부터 서정미 넘치는 독일 리트, 그리고 전 세계인에게 위로를 안겨준 유서 깊은 민요와 가곡들이 거장들의 숨결을 통해 유려하게 펼쳐집니다. 턴테이블의 바늘이 미세한 소릿골을 타고 흐르는 순간, 낡은 흑백 사진 속 아련한 풍경처럼 노스탤지어의 향수가 정갈하고 품격 있게 피어오릅니다. 지친 현대인의 영혼을 따스하게 어루만지는 이 앨범은 시대를 건너뛰어도 결코 바래지 않는 클래시컬 팝의 영원한 아름다움을 증명합니다.</w:t>
       </w:r>
     </w:p>
     <w:p>
       <w:pPr>
-        <w:spacing w:line="312" w:lineRule="auto" w:after="120"/>
+        <w:spacing w:line="324" w:lineRule="auto" w:before="200" w:after="80"/>
       </w:pPr>
+      <w:r>
+        <w:rPr w:rFonts="맑은 고딕">
+          <w:rFonts w:ascii="맑은 고딕" w:hAnsi="맑은 고딕" w:eastAsia="맑은 고딕"/>
+          <w:b/>
+          <w:color w:val="1E3A8A"/>
+          <w:sz w:val="24"/>
+        </w:rPr>
+        <w:t>1. 음반 데이터</w:t>
+      </w:r>
+    </w:p>
+    <w:p>
+      <w:pPr>
+        <w:spacing w:line="324" w:lineRule="auto" w:after="80"/>
+      </w:pPr>
+      <w:r>
+        <w:rPr w:rFonts="맑은 고딕">
+          <w:rFonts w:ascii="맑은 고딕" w:hAnsi="맑은 고딕" w:eastAsia="맑은 고딕"/>
+          <w:b w:val="0"/>
+          <w:color w:val="6B7280"/>
+          <w:sz w:val="21"/>
+        </w:rPr>
+        <w:t xml:space="preserve">· </w:t>
+      </w:r>
+      <w:r>
+        <w:rPr w:rFonts="맑은 고딕">
+          <w:rFonts w:ascii="맑은 고딕" w:hAnsi="맑은 고딕" w:eastAsia="맑은 고딕"/>
+          <w:b/>
+          <w:color w:val="1F2937"/>
+          <w:sz w:val="21"/>
+        </w:rPr>
+        <w:t xml:space="preserve">앨범명: </w:t>
+      </w:r>
       <w:r>
         <w:rPr w:rFonts="맑은 고딕">
           <w:rFonts w:ascii="맑은 고딕" w:hAnsi="맑은 고딕" w:eastAsia="맑은 고딕"/>
           <w:b w:val="0"/>
           <w:sz w:val="21"/>
         </w:rPr>
-        <w:t>본 음반은 이탈리아의 열정적인 칸초네부터 슈베르트로 대표되는 독일의 예술가곡(Lied), 그리고 아일랜드와 프랑스의 우아한 민중 가곡에 이르기까지 다채로운 음악적 스펙트럼을 자랑합니다. 세계적인 성악가들의 단단하면서도 기품 있는 발성과 유럽 정상급 오케스트라의 풍부하고 감성적인 반주는 곡마다 깊은 예술적 숨결을 불어넣습니다. 절제된 편곡 속에 녹아든 따뜻한 현악 선율과 보컬의 조화는 듣는 이로 하여금 깊은 명상과 감동에 젖게 만듭니다.</w:t>
+        <w:t>세계애창곡레코드 Vol. 1</w:t>
       </w:r>
     </w:p>
     <w:p>
       <w:pPr>
-        <w:spacing w:line="312" w:lineRule="auto" w:after="120"/>
+        <w:spacing w:line="324" w:lineRule="auto" w:after="80"/>
       </w:pPr>
+      <w:r>
+        <w:rPr w:rFonts="맑은 고딕">
+          <w:rFonts w:ascii="맑은 고딕" w:hAnsi="맑은 고딕" w:eastAsia="맑은 고딕"/>
+          <w:b w:val="0"/>
+          <w:color w:val="6B7280"/>
+          <w:sz w:val="21"/>
+        </w:rPr>
+        <w:t xml:space="preserve">· </w:t>
+      </w:r>
+      <w:r>
+        <w:rPr w:rFonts="맑은 고딕">
+          <w:rFonts w:ascii="맑은 고딕" w:hAnsi="맑은 고딕" w:eastAsia="맑은 고딕"/>
+          <w:b/>
+          <w:color w:val="1F2937"/>
+          <w:sz w:val="21"/>
+        </w:rPr>
+        <w:t xml:space="preserve">아티스트: </w:t>
+      </w:r>
       <w:r>
         <w:rPr w:rFonts="맑은 고딕">
           <w:rFonts w:ascii="맑은 고딕" w:hAnsi="맑은 고딕" w:eastAsia="맑은 고딕"/>
           <w:b w:val="0"/>
           <w:sz w:val="21"/>
         </w:rPr>
-        <w:t>수록곡 중 '오 나의 태양'과 '산타 루치아'는 지중해의 햇살과 바다를 떠올리게 하는 지극히 호소력 짙은 가창으로 이탈리아 성악 예술의 정수를 보여줍니다. 반면, 슈베르트의 '보리수'와 정갈한 '로렐라이'는 문학적 시상과 기악적 낭만이 절묘하게 교차하며 독일 가곡 특유의 깊은 고독과 고풍스러운 정취를 선사합니다. 또한 프랑스 민요 '사랑의 기쁨'과 아일랜드의 영혼이 담긴 '대니 보이'는 한없이 아련하고 서정적인 멜로디로 듣는 이의 마음을 따스하게 어루만집니다.</w:t>
+        <w:t>Various Artists</w:t>
       </w:r>
     </w:p>
     <w:p>
       <w:pPr>
-        <w:spacing w:line="312" w:lineRule="auto" w:after="120"/>
+        <w:spacing w:line="324" w:lineRule="auto" w:after="80"/>
       </w:pPr>
+      <w:r>
+        <w:rPr w:rFonts="맑은 고딕">
+          <w:rFonts w:ascii="맑은 고딕" w:hAnsi="맑은 고딕" w:eastAsia="맑은 고딕"/>
+          <w:b w:val="0"/>
+          <w:color w:val="6B7280"/>
+          <w:sz w:val="21"/>
+        </w:rPr>
+        <w:t xml:space="preserve">· </w:t>
+      </w:r>
+      <w:r>
+        <w:rPr w:rFonts="맑은 고딕">
+          <w:rFonts w:ascii="맑은 고딕" w:hAnsi="맑은 고딕" w:eastAsia="맑은 고딕"/>
+          <w:b/>
+          <w:color w:val="1F2937"/>
+          <w:sz w:val="21"/>
+        </w:rPr>
+        <w:t xml:space="preserve">발매 정보: </w:t>
+      </w:r>
       <w:r>
         <w:rPr w:rFonts="맑은 고딕">
           <w:rFonts w:ascii="맑은 고딕" w:hAnsi="맑은 고딕" w:eastAsia="맑은 고딕"/>
           <w:b w:val="0"/>
           <w:sz w:val="21"/>
         </w:rPr>
-        <w:t>LP 매체 특유의 온기 어린 아날로그 질감은 이러한 정통 가곡과 민요의 인간적인 매력을 극대화해 줍니다. 턴테이블 위에서 부드럽게 회전하는 바이닐 특유의 그루브(Groove)를 통해 전달되는 유려한 멜로디는 고전 음악이 지닌 영원한 생명력을 증명합니다. 《세계애창곡레코드 Vol. 2》는 지나간 시절의 향수를 자극하는 소중한 유산이자, 일상의 지친 영혼에 기품 있는 휴식을 안겨주는 영원한 클래식 명반입니다.</w:t>
+        <w:t>1970~80년대 국내외 클래식 및 월드 파퓰러 명곡의 대중적 보급을 목적으로 기획·발매된 정통 컴필레이션 음반으로, 세계적인 성악가와 오케스트라의 정수만을 엄선하여 고품격 아날로그 사운드로 각인한 기념비적 기획반입니다.</w:t>
+      </w:r>
+    </w:p>
+    <w:p>
+      <w:pPr>
+        <w:spacing w:line="324" w:lineRule="auto" w:after="80"/>
+      </w:pPr>
+      <w:r>
+        <w:rPr w:rFonts="맑은 고딕">
+          <w:rFonts w:ascii="맑은 고딕" w:hAnsi="맑은 고딕" w:eastAsia="맑은 고딕"/>
+          <w:b w:val="0"/>
+          <w:color w:val="6B7280"/>
+          <w:sz w:val="21"/>
+        </w:rPr>
+        <w:t xml:space="preserve">· </w:t>
+      </w:r>
+      <w:r>
+        <w:rPr w:rFonts="맑은 고딕">
+          <w:rFonts w:ascii="맑은 고딕" w:hAnsi="맑은 고딕" w:eastAsia="맑은 고딕"/>
+          <w:b/>
+          <w:color w:val="1F2937"/>
+          <w:sz w:val="21"/>
+        </w:rPr>
+        <w:t xml:space="preserve">LP 인기도(판매량): </w:t>
+      </w:r>
+      <w:r>
+        <w:rPr w:rFonts="맑은 고딕">
+          <w:rFonts w:ascii="맑은 고딕" w:hAnsi="맑은 고딕" w:eastAsia="맑은 고딕"/>
+          <w:b w:val="0"/>
+          <w:sz w:val="21"/>
+        </w:rPr>
+        <w:t>발매 당시 안방극장의 오디오 보급 붐과 맞물려 각 가정의 필수 소장 전집으로 자리 잡았으며, 클래식과 성악 애호가들은 물론 일반 대중에게도 폭발적인 사랑을 받으며 꾸준한 스테디셀러를 기록했습니다.</w:t>
+      </w:r>
+    </w:p>
+    <w:p>
+      <w:pPr>
+        <w:spacing w:line="324" w:lineRule="auto" w:after="80"/>
+      </w:pPr>
+      <w:r>
+        <w:rPr w:rFonts="맑은 고딕">
+          <w:rFonts w:ascii="맑은 고딕" w:hAnsi="맑은 고딕" w:eastAsia="맑은 고딕"/>
+          <w:b w:val="0"/>
+          <w:color w:val="6B7280"/>
+          <w:sz w:val="21"/>
+        </w:rPr>
+        <w:t xml:space="preserve">· </w:t>
+      </w:r>
+      <w:r>
+        <w:rPr w:rFonts="맑은 고딕">
+          <w:rFonts w:ascii="맑은 고딕" w:hAnsi="맑은 고딕" w:eastAsia="맑은 고딕"/>
+          <w:b/>
+          <w:color w:val="1F2937"/>
+          <w:sz w:val="21"/>
+        </w:rPr>
+        <w:t xml:space="preserve">각종 수상경력: </w:t>
+      </w:r>
+      <w:r>
+        <w:rPr w:rFonts="맑은 고딕">
+          <w:rFonts w:ascii="맑은 고딕" w:hAnsi="맑은 고딕" w:eastAsia="맑은 고딕"/>
+          <w:b w:val="0"/>
+          <w:sz w:val="21"/>
+        </w:rPr>
+        <w:t>특정 단일 시상식의 트로피를 넘어, 당시 문화예술계와 교육계로부터 ‘음악적 소양을 넓혀주는 가장 완벽한 길잡이 음반’이라는 공인된 찬사를 받으며 시대를 아우르는 명반의 반열에 올랐습니다.</w:t>
+      </w:r>
+    </w:p>
+    <w:p>
+      <w:pPr>
+        <w:spacing w:line="324" w:lineRule="auto" w:before="200" w:after="80"/>
+      </w:pPr>
+      <w:r>
+        <w:rPr w:rFonts="맑은 고딕">
+          <w:rFonts w:ascii="맑은 고딕" w:hAnsi="맑은 고딕" w:eastAsia="맑은 고딕"/>
+          <w:b/>
+          <w:color w:val="1E3A8A"/>
+          <w:sz w:val="24"/>
+        </w:rPr>
+        <w:t>2. 아티스트 정보</w:t>
+      </w:r>
+    </w:p>
+    <w:p>
+      <w:pPr>
+        <w:spacing w:line="324" w:lineRule="auto" w:after="80"/>
+      </w:pPr>
+      <w:r>
+        <w:rPr w:rFonts="맑은 고딕">
+          <w:rFonts w:ascii="맑은 고딕" w:hAnsi="맑은 고딕" w:eastAsia="맑은 고딕"/>
+          <w:b w:val="0"/>
+          <w:color w:val="6B7280"/>
+          <w:sz w:val="21"/>
+        </w:rPr>
+        <w:t xml:space="preserve">· </w:t>
+      </w:r>
+      <w:r>
+        <w:rPr w:rFonts="맑은 고딕">
+          <w:rFonts w:ascii="맑은 고딕" w:hAnsi="맑은 고딕" w:eastAsia="맑은 고딕"/>
+          <w:b/>
+          <w:color w:val="1F2937"/>
+          <w:sz w:val="21"/>
+        </w:rPr>
+        <w:t xml:space="preserve">국적: </w:t>
+      </w:r>
+      <w:r>
+        <w:rPr w:rFonts="맑은 고딕">
+          <w:rFonts w:ascii="맑은 고딕" w:hAnsi="맑은 고딕" w:eastAsia="맑은 고딕"/>
+          <w:b w:val="0"/>
+          <w:sz w:val="21"/>
+        </w:rPr>
+        <w:t>다국적 (이탈리아, 독일, 오스트리아, 미국 등)</w:t>
+      </w:r>
+    </w:p>
+    <w:p>
+      <w:pPr>
+        <w:spacing w:line="324" w:lineRule="auto" w:after="80"/>
+      </w:pPr>
+      <w:r>
+        <w:rPr w:rFonts="맑은 고딕">
+          <w:rFonts w:ascii="맑은 고딕" w:hAnsi="맑은 고딕" w:eastAsia="맑은 고딕"/>
+          <w:b w:val="0"/>
+          <w:color w:val="6B7280"/>
+          <w:sz w:val="21"/>
+        </w:rPr>
+        <w:t xml:space="preserve">· </w:t>
+      </w:r>
+      <w:r>
+        <w:rPr w:rFonts="맑은 고딕">
+          <w:rFonts w:ascii="맑은 고딕" w:hAnsi="맑은 고딕" w:eastAsia="맑은 고딕"/>
+          <w:b/>
+          <w:color w:val="1F2937"/>
+          <w:sz w:val="21"/>
+        </w:rPr>
+        <w:t xml:space="preserve">생몰년도: </w:t>
+      </w:r>
+      <w:r>
+        <w:rPr w:rFonts="맑은 고딕">
+          <w:rFonts w:ascii="맑은 고딕" w:hAnsi="맑은 고딕" w:eastAsia="맑은 고딕"/>
+          <w:b w:val="0"/>
+          <w:sz w:val="21"/>
+        </w:rPr>
+        <w:t>20세기 클래식 및 성악 황금기 거장들</w:t>
+      </w:r>
+    </w:p>
+    <w:p>
+      <w:pPr>
+        <w:spacing w:line="324" w:lineRule="auto" w:after="80"/>
+      </w:pPr>
+      <w:r>
+        <w:rPr w:rFonts="맑은 고딕">
+          <w:rFonts w:ascii="맑은 고딕" w:hAnsi="맑은 고딕" w:eastAsia="맑은 고딕"/>
+          <w:b w:val="0"/>
+          <w:color w:val="6B7280"/>
+          <w:sz w:val="21"/>
+        </w:rPr>
+        <w:t xml:space="preserve">· </w:t>
+      </w:r>
+      <w:r>
+        <w:rPr w:rFonts="맑은 고딕">
+          <w:rFonts w:ascii="맑은 고딕" w:hAnsi="맑은 고딕" w:eastAsia="맑은 고딕"/>
+          <w:b/>
+          <w:color w:val="1F2937"/>
+          <w:sz w:val="21"/>
+        </w:rPr>
+        <w:t xml:space="preserve">그룹 소속: </w:t>
+      </w:r>
+      <w:r>
+        <w:rPr w:rFonts="맑은 고딕">
+          <w:rFonts w:ascii="맑은 고딕" w:hAnsi="맑은 고딕" w:eastAsia="맑은 고딕"/>
+          <w:b w:val="0"/>
+          <w:sz w:val="21"/>
+        </w:rPr>
+        <w:t>옴니버스 (Various Artists)</w:t>
+      </w:r>
+    </w:p>
+    <w:p>
+      <w:pPr>
+        <w:spacing w:line="324" w:lineRule="auto" w:after="80"/>
+      </w:pPr>
+      <w:r>
+        <w:rPr w:rFonts="맑은 고딕">
+          <w:rFonts w:ascii="맑은 고딕" w:hAnsi="맑은 고딕" w:eastAsia="맑은 고딕"/>
+          <w:b w:val="0"/>
+          <w:color w:val="6B7280"/>
+          <w:sz w:val="21"/>
+        </w:rPr>
+        <w:t xml:space="preserve">· </w:t>
+      </w:r>
+      <w:r>
+        <w:rPr w:rFonts="맑은 고딕">
+          <w:rFonts w:ascii="맑은 고딕" w:hAnsi="맑은 고딕" w:eastAsia="맑은 고딕"/>
+          <w:b/>
+          <w:color w:val="1F2937"/>
+          <w:sz w:val="21"/>
+        </w:rPr>
+        <w:t xml:space="preserve">아티스트 소개: </w:t>
+      </w:r>
+      <w:r>
+        <w:rPr w:rFonts="맑은 고딕">
+          <w:rFonts w:ascii="맑은 고딕" w:hAnsi="맑은 고딕" w:eastAsia="맑은 고딕"/>
+          <w:b w:val="0"/>
+          <w:sz w:val="21"/>
+        </w:rPr>
+        <w:t>본 음반에는 20세기 벨칸토 발성의 황금기를 이끈 전설적인 테너와 소프라노, 그리고 유수의 명문 오케스트라 및 합창단이 대거 참여하였습니다. 각 아티스트들은 고유의 음악적 어법과 기품 있는 프레이징으로 세계 각국의 대표 애창곡을 예술적 경지로 끌어올렸습니다. 클래식 성악의 대중화와 크로스오버의 기틀을 마련한 거장들의 예술혼은 오늘날까지도 팝과 클래식의 경계를 잇는 든든한 가교가 되고 있습니다.</w:t>
+      </w:r>
+    </w:p>
+    <w:p>
+      <w:pPr>
+        <w:spacing w:line="324" w:lineRule="auto" w:before="200" w:after="80"/>
+      </w:pPr>
+      <w:r>
+        <w:rPr w:rFonts="맑은 고딕">
+          <w:rFonts w:ascii="맑은 고딕" w:hAnsi="맑은 고딕" w:eastAsia="맑은 고딕"/>
+          <w:b/>
+          <w:color w:val="1E3A8A"/>
+          <w:sz w:val="24"/>
+        </w:rPr>
+        <w:t>3. 음반 상세 분석</w:t>
+      </w:r>
+    </w:p>
+    <w:p>
+      <w:pPr>
+        <w:spacing w:line="324" w:lineRule="auto" w:after="80"/>
+      </w:pPr>
+      <w:r>
+        <w:rPr w:rFonts="맑은 고딕">
+          <w:rFonts w:ascii="맑은 고딕" w:hAnsi="맑은 고딕" w:eastAsia="맑은 고딕"/>
+          <w:b w:val="0"/>
+          <w:color w:val="6B7280"/>
+          <w:sz w:val="21"/>
+        </w:rPr>
+        <w:t xml:space="preserve">· </w:t>
+      </w:r>
+      <w:r>
+        <w:rPr w:rFonts="맑은 고딕">
+          <w:rFonts w:ascii="맑은 고딕" w:hAnsi="맑은 고딕" w:eastAsia="맑은 고딕"/>
+          <w:b/>
+          <w:color w:val="1F2937"/>
+          <w:sz w:val="21"/>
+        </w:rPr>
+        <w:t xml:space="preserve">역사적 위치: </w:t>
+      </w:r>
+      <w:r>
+        <w:rPr w:rFonts="맑은 고딕">
+          <w:rFonts w:ascii="맑은 고딕" w:hAnsi="맑은 고딕" w:eastAsia="맑은 고딕"/>
+          <w:b w:val="0"/>
+          <w:sz w:val="21"/>
+        </w:rPr>
+        <w:t>파퓰러 클래식과 민요, 전통 가곡이 하나의 서사로 어우러진 본 앨범은 대중에게 가장 친근하면서도 높은 음악적 완성도를 선사한 가곡 선집의 모범으로 평가받습니다. 원곡이 지닌 민족적 정서와 클래시컬한 편곡의 조화는 음악사적으로 대중음악과 순수음악의 아름다운 조우를 입증한 중요한 성과입니다.</w:t>
+      </w:r>
+    </w:p>
+    <w:p>
+      <w:pPr>
+        <w:spacing w:line="324" w:lineRule="auto" w:after="80"/>
+      </w:pPr>
+      <w:r>
+        <w:rPr w:rFonts="맑은 고딕">
+          <w:rFonts w:ascii="맑은 고딕" w:hAnsi="맑은 고딕" w:eastAsia="맑은 고딕"/>
+          <w:b w:val="0"/>
+          <w:color w:val="6B7280"/>
+          <w:sz w:val="21"/>
+        </w:rPr>
+        <w:t xml:space="preserve">· </w:t>
+      </w:r>
+      <w:r>
+        <w:rPr w:rFonts="맑은 고딕">
+          <w:rFonts w:ascii="맑은 고딕" w:hAnsi="맑은 고딕" w:eastAsia="맑은 고딕"/>
+          <w:b/>
+          <w:color w:val="1F2937"/>
+          <w:sz w:val="21"/>
+        </w:rPr>
+        <w:t xml:space="preserve">시대의 흔적(스토리텔링): </w:t>
+      </w:r>
+      <w:r>
+        <w:rPr w:rFonts="맑은 고딕">
+          <w:rFonts w:ascii="맑은 고딕" w:hAnsi="맑은 고딕" w:eastAsia="맑은 고딕"/>
+          <w:b w:val="0"/>
+          <w:sz w:val="21"/>
+        </w:rPr>
+        <w:t>거실 한구석 묵직한 오디오 장식장이 부와 교양의 상징이던 1970~80년대, 이 음반은 온 가족이 둘러앉아 음악을 경청하던 따스한 가족 문화의 중심에 서 있었습니다. 청춘들에게는 이국에 대한 동경과 낭만을, 부모 세대에게는 지나간 세월에 대한 애틋한 회상을 안겨주며 격동의 시대를 살아가던 이들의 메마른 가슴을 촉촉이 적셔주었습니다.</w:t>
+      </w:r>
+    </w:p>
+    <w:p>
+      <w:pPr>
+        <w:spacing w:line="324" w:lineRule="auto" w:before="200" w:after="80"/>
+      </w:pPr>
+      <w:r>
+        <w:rPr w:rFonts="맑은 고딕">
+          <w:rFonts w:ascii="맑은 고딕" w:hAnsi="맑은 고딕" w:eastAsia="맑은 고딕"/>
+          <w:b/>
+          <w:color w:val="1E3A8A"/>
+          <w:sz w:val="24"/>
+        </w:rPr>
+        <w:t>4. 주요 수록곡 및 감상 제언</w:t>
+      </w:r>
+    </w:p>
+    <w:p>
+      <w:pPr>
+        <w:spacing w:line="324" w:lineRule="auto" w:after="80"/>
+      </w:pPr>
+      <w:r>
+        <w:rPr w:rFonts="맑은 고딕">
+          <w:rFonts w:ascii="맑은 고딕" w:hAnsi="맑은 고딕" w:eastAsia="맑은 고딕"/>
+          <w:b w:val="0"/>
+          <w:color w:val="6B7280"/>
+          <w:sz w:val="21"/>
+        </w:rPr>
+        <w:t xml:space="preserve">· </w:t>
+      </w:r>
+      <w:r>
+        <w:rPr w:rFonts="맑은 고딕">
+          <w:rFonts w:ascii="맑은 고딕" w:hAnsi="맑은 고딕" w:eastAsia="맑은 고딕"/>
+          <w:b/>
+          <w:color w:val="1F2937"/>
+          <w:sz w:val="21"/>
+        </w:rPr>
+        <w:t xml:space="preserve">주요 수록곡 특징: </w:t>
+      </w:r>
+      <w:r>
+        <w:rPr w:rFonts="맑은 고딕">
+          <w:rFonts w:ascii="맑은 고딕" w:hAnsi="맑은 고딕" w:eastAsia="맑은 고딕"/>
+          <w:b w:val="0"/>
+          <w:sz w:val="21"/>
+        </w:rPr>
+        <w:t>지중해의 눈부신 햇살과 낭만을 담아낸 이탈리아 명곡 〈오 솔레 미오(O Sole Mio)〉와 〈돌아오라 소렌토로(Torna a Surriento)〉는 폭발적이면서도 서정적인 성악의 진수를 보여줍니다. 이어지는 서정적인 독일 민요와 가곡들은 단아한 멜로디 라인과 깊은 사색을 자아내며, 웅장하면서도 섬세한 관현악 반주와 어우러져 청자에게 깊은 카타르시스를 선사합니다.</w:t>
+      </w:r>
+    </w:p>
+    <w:p>
+      <w:pPr>
+        <w:spacing w:line="324" w:lineRule="auto" w:after="80"/>
+      </w:pPr>
+      <w:r>
+        <w:rPr w:rFonts="맑은 고딕">
+          <w:rFonts w:ascii="맑은 고딕" w:hAnsi="맑은 고딕" w:eastAsia="맑은 고딕"/>
+          <w:b w:val="0"/>
+          <w:color w:val="6B7280"/>
+          <w:sz w:val="21"/>
+        </w:rPr>
+        <w:t xml:space="preserve">· </w:t>
+      </w:r>
+      <w:r>
+        <w:rPr w:rFonts="맑은 고딕">
+          <w:rFonts w:ascii="맑은 고딕" w:hAnsi="맑은 고딕" w:eastAsia="맑은 고딕"/>
+          <w:b/>
+          <w:color w:val="1F2937"/>
+          <w:sz w:val="21"/>
+        </w:rPr>
+        <w:t xml:space="preserve">빈티지 감상 제언: </w:t>
+      </w:r>
+      <w:r>
+        <w:rPr w:rFonts="맑은 고딕">
+          <w:rFonts w:ascii="맑은 고딕" w:hAnsi="맑은 고딕" w:eastAsia="맑은 고딕"/>
+          <w:b w:val="0"/>
+          <w:sz w:val="21"/>
+        </w:rPr>
+        <w:t>진공관 앰프의 온기 어린 배음과 턴테이블 카트리지가 긁어내는 섬세한 고역의 질감이 만날 때 이 음반의 진가가 비로소 드러납니다. 묵직한 중저음의 성악 보컬이 청취 공간을 가득 채우며 전달되는 숨소리와 떨림은 디지털 음원에서는 결코 맛볼 수 없는 아날로그 특유의 생생한 현장감과 인간적인 감동을 전달합니다.</w:t>
+      </w:r>
+    </w:p>
+    <w:p>
+      <w:pPr>
+        <w:spacing w:line="324" w:lineRule="auto" w:after="80"/>
+      </w:pPr>
+      <w:r>
+        <w:rPr w:rFonts="맑은 고딕">
+          <w:rFonts w:ascii="맑은 고딕" w:hAnsi="맑은 고딕" w:eastAsia="맑은 고딕"/>
+          <w:b w:val="0"/>
+          <w:color w:val="6B7280"/>
+          <w:sz w:val="21"/>
+        </w:rPr>
+        <w:t xml:space="preserve">· </w:t>
+      </w:r>
+      <w:r>
+        <w:rPr w:rFonts="맑은 고딕">
+          <w:rFonts w:ascii="맑은 고딕" w:hAnsi="맑은 고딕" w:eastAsia="맑은 고딕"/>
+          <w:b/>
+          <w:color w:val="1F2937"/>
+          <w:sz w:val="21"/>
+        </w:rPr>
+        <w:t xml:space="preserve">소장 가치: </w:t>
+      </w:r>
+      <w:r>
+        <w:rPr w:rFonts="맑은 고딕">
+          <w:rFonts w:ascii="맑은 고딕" w:hAnsi="맑은 고딕" w:eastAsia="맑은 고딕"/>
+          <w:b w:val="0"/>
+          <w:sz w:val="21"/>
+        </w:rPr>
+        <w:t>디지털 스트리밍 시대에 점점 잊혀가는 순수 가곡과 정통 명연주의 아날로그 마스터링 사운드를 실물 바이닐로 온전히 만날 수 있다는 점에서 독보적인 컬렉터스 아이템입니다. 세월의 더께가 앉은 재킷 디자인과 소릿골마다 새겨진 시대의 숨결은 LP 애호가의 서재를 한층 더 우아하게 빛내줄 것입니다.</w:t>
+      </w:r>
+    </w:p>
+    <w:p>
+      <w:pPr>
+        <w:spacing w:line="324" w:lineRule="auto" w:after="120" w:before="160"/>
+      </w:pPr>
+      <w:r>
+        <w:rPr w:rFonts="맑은 고딕">
+          <w:rFonts w:ascii="맑은 고딕" w:hAnsi="맑은 고딕" w:eastAsia="맑은 고딕"/>
+          <w:b/>
+          <w:color w:val="4338CA"/>
+          <w:sz w:val="21"/>
+        </w:rPr>
+        <w:t>이 음반을 통해 아날로그 바늘 끝에서 피어나는 인류 불멸의 멜로디가 전해주는 감동을 다시 한번 경험해 보시는 것은 어떨까요?</w:t>
       </w:r>
     </w:p>
     <w:sectPr>
       <w:pgSz w:w="12240" w:h="15840"/>
-      <w:pgMar w:top="1440" w:right="1440" w:bottom="1440" w:left="1440" w:header="720" w:footer="720" w:gutter="0"/>
+      <w:pgMar w:top="1152" w:right="1296" w:bottom="1152" w:left="1296" w:header="720" w:footer="720" w:gutter="0"/>
       <w:cols w:space="720"/>
       <w:docGrid w:linePitch="360"/>
     </w:sectPr>

--- a/word_reports/위치_738_Various Artists_세계애창곡레코드 Vol. 2.docx
+++ b/word_reports/위치_738_Various Artists_세계애창곡레코드 Vol. 2.docx
@@ -32,7 +32,7 @@
     </w:p>
     <w:p>
       <w:pPr>
-        <w:spacing w:line="324" w:lineRule="auto" w:before="80" w:after="160"/>
+        <w:spacing w:line="324" w:lineRule="auto" w:before="80" w:after="120"/>
       </w:pPr>
       <w:r>
         <w:rPr w:rFonts="맑은 고딕">
@@ -42,13 +42,6 @@
           <w:sz w:val="22"/>
         </w:rPr>
         <w:t xml:space="preserve">[음반 소개] </w:t>
-      </w:r>
-      <w:r>
-        <w:rPr w:rFonts="맑은 고딕">
-          <w:rFonts w:ascii="맑은 고딕" w:hAnsi="맑은 고딕" w:eastAsia="맑은 고딕"/>
-          <w:b w:val="0"/>
-          <w:sz w:val="21"/>
-        </w:rPr>
       </w:r>
     </w:p>
     <w:p>
@@ -61,7 +54,33 @@
           <w:b w:val="0"/>
           <w:sz w:val="21"/>
         </w:rPr>
-        <w:t>국경과 시대를 초월하여 인류의 가슴속에 깊이 각인된 불멸의 멜로디들을 한자리에 모은 《세계애창곡레코드 Vol. 1》은 아날로그 전성기 시절 음악 애호가들의 교양과 감성을 풍요롭게 채워주었던 소중한 기록물입니다. 이탈리아의 찬란한 칸초네부터 서정미 넘치는 독일 리트, 그리고 전 세계인에게 위로를 안겨준 유서 깊은 민요와 가곡들이 거장들의 숨결을 통해 유려하게 펼쳐집니다. 턴테이블의 바늘이 미세한 소릿골을 타고 흐르는 순간, 낡은 흑백 사진 속 아련한 풍경처럼 노스탤지어의 향수가 정갈하고 품격 있게 피어오릅니다. 지친 현대인의 영혼을 따스하게 어루만지는 이 앨범은 시대를 건너뛰어도 결코 바래지 않는 클래시컬 팝의 영원한 아름다움을 증명합니다.</w:t>
+        <w:t>음악이 지닌 가장 숭고한 본령은 시공간의 굴레를 초월하여 인간 영혼의 가장 깊고 그윽한 결을 어루만지는 데 있습니다. 『세계애창곡레코드 Vol. 1』은 언어와 국경의 장벽을 넘어 오랜 세월 인류의 보편적 정서로 승화된 세계 각국의 주옥같은 명선율들을 정성스레 길어 올린 기념비적인 앤솔러지 음반입니다. 20세기 중후반, 아직 해외 문화의 자유로운 향유가 요원했던 시절, 한 장의 묵직한 바이닐에 실려 각 가정의 거실과 다방의 전축을 울리던 이 애창곡들은 당대 대중에게 단순한 음악 감상을 넘어 미지의 세계를 향한 낭만적 동경이자 고단한 일상을 다독이는 가장 다정한 정서적 안식처가 되어 주었습니다.</w:t>
+      </w:r>
+    </w:p>
+    <w:p>
+      <w:pPr>
+        <w:spacing w:line="324" w:lineRule="auto" w:after="120"/>
+      </w:pPr>
+      <w:r>
+        <w:rPr w:rFonts="맑은 고딕">
+          <w:rFonts w:ascii="맑은 고딕" w:hAnsi="맑은 고딕" w:eastAsia="맑은 고딕"/>
+          <w:b w:val="0"/>
+          <w:sz w:val="21"/>
+        </w:rPr>
+        <w:t>본 음반은 나폴리의 눈부신 태양과 지중해의 바람을 품은 이탈리아 칸초네부터, 대지의 서정과 우수가 깃든 영미권의 전통 민요, 그리고 세련된 화성학으로 빚어낸 에버그린 팝 스탠더드에 이르기까지 다채로운 음악적 유산을 포괄합니다. 화려한 전자음이나 기교적 과장 대신, 오케스트라의 정갈한 어쿠스틱 편곡과 깊은 울림을 지닌 보컬의 숨결로 재해석된 선율들은 듣는 이의 심금을 무장해제시키는 원초적인 힘을 발휘합니다. 세계 각지의 민초들이 삶의 애환과 기쁨, 사랑과 이별을 노래했던 노래들이 당대 최고의 연주자와 성악가들의 손길을 거쳐 지극히 우아하고 격조 높은 예술적 결정체로 거듭난 것입니다.</w:t>
+      </w:r>
+    </w:p>
+    <w:p>
+      <w:pPr>
+        <w:spacing w:line="324" w:lineRule="auto" w:after="120"/>
+      </w:pPr>
+      <w:r>
+        <w:rPr w:rFonts="맑은 고딕">
+          <w:rFonts w:ascii="맑은 고딕" w:hAnsi="맑은 고딕" w:eastAsia="맑은 고딕"/>
+          <w:b w:val="0"/>
+          <w:sz w:val="21"/>
+        </w:rPr>
+        <w:t>반세기에 가까운 세월이 흘러 디지털 음원이 일상을 지배하는 오늘날에도, 소릿골 속에 온전히 박제된 이 음반의 온기는 결코 빛바래지 않는 고전(Classic)의 불멸성을 웅변합니다. 잡음 섞인 턴테이블의 회전 속에서 피어오르는 아날로그 특유의 두터운 질감과 따스한 공간감은 각박한 현대인들에게 잊혀가던 순수의 시대를 환기하며 마음 깊은 곳에 묵직한 감동을 선사합니다. 음악이 한 인간의 내면에 건넬 수 있는 가장 우아하고 진실한 위로가 바로 이 음반 한 장에 오롯이 담겨 있습니다.</w:t>
       </w:r>
     </w:p>
     <w:p>
@@ -168,7 +187,7 @@
           <w:b w:val="0"/>
           <w:sz w:val="21"/>
         </w:rPr>
-        <w:t>1970~80년대 국내외 클래식 및 월드 파퓰러 명곡의 대중적 보급을 목적으로 기획·발매된 정통 컴필레이션 음반으로, 세계적인 성악가와 오케스트라의 정수만을 엄선하여 고품격 아날로그 사운드로 각인한 기념비적 기획반입니다.</w:t>
+        <w:t>1970~80년대 한국 음악 애호가들을 위해 전 세계의 찬란한 전통 가곡과 세계 민요, 불멸의 에버그린 선율을 엄선하여 정통 아날로그 마스터링으로 기획·제작된 역사적 컴필레이션 음반.</w:t>
       </w:r>
     </w:p>
     <w:p>
@@ -199,7 +218,7 @@
           <w:b w:val="0"/>
           <w:sz w:val="21"/>
         </w:rPr>
-        <w:t>발매 당시 안방극장의 오디오 보급 붐과 맞물려 각 가정의 필수 소장 전집으로 자리 잡았으며, 클래식과 성악 애호가들은 물론 일반 대중에게도 폭발적인 사랑을 받으며 꾸준한 스테디셀러를 기록했습니다.</w:t>
+        <w:t>발매 당시 문화적 소양을 중시하던 당대 교양 가정의 필청 음반으로 손꼽히며 전집 및 단품 시리즈 전반에 걸쳐 스테디셀러로서 폭넓은 사랑과 상업적 성공을 거둠.</w:t>
       </w:r>
     </w:p>
     <w:p>
@@ -230,7 +249,7 @@
           <w:b w:val="0"/>
           <w:sz w:val="21"/>
         </w:rPr>
-        <w:t>특정 단일 시상식의 트로피를 넘어, 당시 문화예술계와 교육계로부터 ‘음악적 소양을 넓혀주는 가장 완벽한 길잡이 음반’이라는 공인된 찬사를 받으며 시대를 아우르는 명반의 반열에 올랐습니다.</w:t>
+        <w:t>상업 차트 중심의 가요상을 넘어, 서구 정통 명곡들을 대중에게 널리 보급하고 국민적 음악 교양의 지평을 넓힌 공로로 음악계와 평단의 지속적인 찬사를 받음.</w:t>
       </w:r>
     </w:p>
     <w:p>
@@ -275,7 +294,7 @@
           <w:b w:val="0"/>
           <w:sz w:val="21"/>
         </w:rPr>
-        <w:t>다국적 (이탈리아, 독일, 오스트리아, 미국 등)</w:t>
+        <w:t>다국적 (Various Nations)</w:t>
       </w:r>
     </w:p>
     <w:p>
@@ -306,7 +325,7 @@
           <w:b w:val="0"/>
           <w:sz w:val="21"/>
         </w:rPr>
-        <w:t>20세기 클래식 및 성악 황금기 거장들</w:t>
+        <w:t>해당 없음 (각 시대를 풍미한 다국적 거장 및 오케스트라 참여)</w:t>
       </w:r>
     </w:p>
     <w:p>
@@ -337,7 +356,7 @@
           <w:b w:val="0"/>
           <w:sz w:val="21"/>
         </w:rPr>
-        <w:t>옴니버스 (Various Artists)</w:t>
+        <w:t>컴필레이션 옴니버스 (Compilation / Various Artists)</w:t>
       </w:r>
     </w:p>
     <w:p>
@@ -368,7 +387,7 @@
           <w:b w:val="0"/>
           <w:sz w:val="21"/>
         </w:rPr>
-        <w:t>본 음반에는 20세기 벨칸토 발성의 황금기를 이끈 전설적인 테너와 소프라노, 그리고 유수의 명문 오케스트라 및 합창단이 대거 참여하였습니다. 각 아티스트들은 고유의 음악적 어법과 기품 있는 프레이징으로 세계 각국의 대표 애창곡을 예술적 경지로 끌어올렸습니다. 클래식 성악의 대중화와 크로스오버의 기틀을 마련한 거장들의 예술혼은 오늘날까지도 팝과 클래식의 경계를 잇는 든든한 가교가 되고 있습니다.</w:t>
+        <w:t>세계 유수의 오케스트라, 실내악단 및 당대 최고의 성악가와 보컬리스트들이 한자리에 모였습니다. 이들은 민속적 고유성과 보편적 클래시시즘을 결합하여 대중음악과 클래식의 경계를 허무는 독보적인 음악적 위상을 정립했습니다.</w:t>
       </w:r>
     </w:p>
     <w:p>
@@ -413,7 +432,7 @@
           <w:b w:val="0"/>
           <w:sz w:val="21"/>
         </w:rPr>
-        <w:t>파퓰러 클래식과 민요, 전통 가곡이 하나의 서사로 어우러진 본 앨범은 대중에게 가장 친근하면서도 높은 음악적 완성도를 선사한 가곡 선집의 모범으로 평가받습니다. 원곡이 지닌 민족적 정서와 클래시컬한 편곡의 조화는 음악사적으로 대중음악과 순수음악의 아름다운 조우를 입증한 중요한 성과입니다.</w:t>
+        <w:t>대중음악과 클래식 소품의 경계를 품격 있게 조율한 크로스오버의 선구적 앤솔러지로서, 한국 레코드사(史)에서 서양 명곡의 대중화에 결정적 기틀을 마련한 기념비적 음반.</w:t>
       </w:r>
     </w:p>
     <w:p>
@@ -444,7 +463,7 @@
           <w:b w:val="0"/>
           <w:sz w:val="21"/>
         </w:rPr>
-        <w:t>거실 한구석 묵직한 오디오 장식장이 부와 교양의 상징이던 1970~80년대, 이 음반은 온 가족이 둘러앉아 음악을 경청하던 따스한 가족 문화의 중심에 서 있었습니다. 청춘들에게는 이국에 대한 동경과 낭만을, 부모 세대에게는 지나간 세월에 대한 애틋한 회상을 안겨주며 격동의 시대를 살아가던 이들의 메마른 가슴을 촉촉이 적셔주었습니다.</w:t>
+        <w:t>턴테이블이 거실의 중심을 지키던 시절, 고단했던 하루의 끝에서 라디오와 전축을 통해 울려 퍼지던 세계의 선율들은 당대 청춘들에게 세계를 향한 지적·낭만적 창(窓)이자 순수한 이상의 상징이었습니다.</w:t>
       </w:r>
     </w:p>
     <w:p>
@@ -489,7 +508,7 @@
           <w:b w:val="0"/>
           <w:sz w:val="21"/>
         </w:rPr>
-        <w:t>지중해의 눈부신 햇살과 낭만을 담아낸 이탈리아 명곡 〈오 솔레 미오(O Sole Mio)〉와 〈돌아오라 소렌토로(Torna a Surriento)〉는 폭발적이면서도 서정적인 성악의 진수를 보여줍니다. 이어지는 서정적인 독일 민요와 가곡들은 단아한 멜로디 라인과 깊은 사색을 자아내며, 웅장하면서도 섬세한 관현악 반주와 어우러져 청자에게 깊은 카타르시스를 선사합니다.</w:t>
+        <w:t>남유럽의 찬란한 낭만을 담은 칸초네 명곡들과 영미권 전통 포크의 애수 어린 멜로디들이 유려한 현악 오케스트레이션과 진솔한 보컬을 통해 가슴 벅찬 감동으로 전개됩니다.</w:t>
       </w:r>
     </w:p>
     <w:p>
@@ -520,7 +539,7 @@
           <w:b w:val="0"/>
           <w:sz w:val="21"/>
         </w:rPr>
-        <w:t>진공관 앰프의 온기 어린 배음과 턴테이블 카트리지가 긁어내는 섬세한 고역의 질감이 만날 때 이 음반의 진가가 비로소 드러납니다. 묵직한 중저음의 성악 보컬이 청취 공간을 가득 채우며 전달되는 숨소리와 떨림은 디지털 음원에서는 결코 맛볼 수 없는 아날로그 특유의 생생한 현장감과 인간적인 감동을 전달합니다.</w:t>
+        <w:t>진공관 앰프 특유의 두툼한 중역대 배음과 턴테이블 카트리지가 긁어내는 섬세한 마이크로그루브 사운드가 결합할 때, 악기들의 자연스러운 잔향과 보컬의 인간미 넘치는 온기가 극대화됩니다.</w:t>
       </w:r>
     </w:p>
     <w:p>
@@ -551,7 +570,7 @@
           <w:b w:val="0"/>
           <w:sz w:val="21"/>
         </w:rPr>
-        <w:t>디지털 스트리밍 시대에 점점 잊혀가는 순수 가곡과 정통 명연주의 아날로그 마스터링 사운드를 실물 바이닐로 온전히 만날 수 있다는 점에서 독보적인 컬렉터스 아이템입니다. 세월의 더께가 앉은 재킷 디자인과 소릿골마다 새겨진 시대의 숨결은 LP 애호가의 서재를 한층 더 우아하게 빛내줄 것입니다.</w:t>
+        <w:t>시대를 풍미한 고전 명곡들을 순수한 아날로그 마스터링 사운드로 온전히 만끽할 수 있는 컬렉터스 아이템이자, 20세기 아날로그 황금기의 정취를 간직한 소중한 문화적 유산입니다.</w:t>
       </w:r>
     </w:p>
     <w:p>
@@ -565,7 +584,7 @@
           <w:color w:val="4338CA"/>
           <w:sz w:val="21"/>
         </w:rPr>
-        <w:t>이 음반을 통해 아날로그 바늘 끝에서 피어나는 인류 불멸의 멜로디가 전해주는 감동을 다시 한번 경험해 보시는 것은 어떨까요?</w:t>
+        <w:t>이 음반을 통해 세월이 흘러도 변치 않는 세계 명곡들의 고결한 서정이 전해주는 감동을 다시 한번 경험해 보시는 것은 어떨까요?</w:t>
       </w:r>
     </w:p>
     <w:sectPr>
